--- a/CÔNG TY TNHH TÍN ANH/TinAnh_ChuyenDoiLoaiHinhDN/TinAnh_GiayXacNhanGopVon_KIM.docx
+++ b/CÔNG TY TNHH TÍN ANH/TinAnh_ChuyenDoiLoaiHinhDN/TinAnh_GiayXacNhanGopVon_KIM.docx
@@ -37,7 +37,7 @@
                 <w:iCs/>
                 <w:szCs w:val="26"/>
               </w:rPr>
-              <w:t>CÔNG TY TNHH TM DỊCH VỤ GIANG THÀNH PHÁT</w:t>
+              <w:t>CÔNG TY TNHH SẢN XUẤT THƯƠNG MẠI DỊCH VỤ TÍN ANH</w:t>
             </w:r>
             <w:r>
               <w:rPr>
@@ -86,7 +86,25 @@
                 <w:sz w:val="24"/>
                 <w:szCs w:val="24"/>
               </w:rPr>
-              <w:t>2025/GCN01</w:t>
+              <w:t>202</w:t>
+            </w:r>
+            <w:r>
+              <w:rPr>
+                <w:rFonts w:ascii="Times New Roman" w:hAnsi="Times New Roman"/>
+                <w:bCs/>
+                <w:sz w:val="24"/>
+                <w:szCs w:val="24"/>
+              </w:rPr>
+              <w:t>6</w:t>
+            </w:r>
+            <w:r>
+              <w:rPr>
+                <w:rFonts w:ascii="Times New Roman" w:hAnsi="Times New Roman"/>
+                <w:bCs/>
+                <w:sz w:val="24"/>
+                <w:szCs w:val="24"/>
+              </w:rPr>
+              <w:t>/GCN01</w:t>
             </w:r>
           </w:p>
         </w:tc>
@@ -226,7 +244,7 @@
           <w:i/>
           <w:iCs/>
         </w:rPr>
-        <w:t>3703384193 ngày 29 tháng 09 n</w:t>
+        <w:t xml:space="preserve">3702754130 </w:t>
       </w:r>
       <w:r>
         <w:rPr>
@@ -234,7 +252,7 @@
           <w:i/>
           <w:iCs/>
         </w:rPr>
-        <w:t>ă</w:t>
+        <w:t>Đă</w:t>
       </w:r>
       <w:r>
         <w:rPr>
@@ -242,15 +260,15 @@
           <w:i/>
           <w:iCs/>
         </w:rPr>
-        <w:t>m 2025</w:t>
-      </w:r>
-      <w:r>
-        <w:rPr>
-          <w:rFonts w:ascii="Times New Roman" w:hAnsi="Times New Roman"/>
+        <w:t xml:space="preserve">ng ký lần </w:t>
+      </w:r>
+      <w:r>
+        <w:rPr>
+          <w:rFonts w:ascii="Times New Roman" w:hAnsi="Times New Roman" w:hint="eastAsia"/>
           <w:i/>
           <w:iCs/>
         </w:rPr>
-        <w:t xml:space="preserve"> </w:t>
+        <w:t>đ</w:t>
       </w:r>
       <w:r>
         <w:rPr>
@@ -258,15 +276,79 @@
           <w:i/>
           <w:iCs/>
         </w:rPr>
-        <w:t xml:space="preserve">của </w:t>
-      </w:r>
-      <w:r>
-        <w:rPr>
-          <w:rFonts w:ascii="Times New Roman" w:hAnsi="Times New Roman"/>
+        <w:t>ầu: ngày 26 tháng 03 n</w:t>
+      </w:r>
+      <w:r>
+        <w:rPr>
+          <w:rFonts w:ascii="Times New Roman" w:hAnsi="Times New Roman" w:hint="eastAsia"/>
           <w:i/>
           <w:iCs/>
         </w:rPr>
-        <w:t>Sở Tài Chính Thành Phố Hồ Chí Minh</w:t>
+        <w:t>ă</w:t>
+      </w:r>
+      <w:r>
+        <w:rPr>
+          <w:rFonts w:ascii="Times New Roman" w:hAnsi="Times New Roman"/>
+          <w:i/>
+          <w:iCs/>
+        </w:rPr>
+        <w:t xml:space="preserve">m 2019 </w:t>
+      </w:r>
+      <w:r>
+        <w:rPr>
+          <w:rFonts w:ascii="Times New Roman" w:hAnsi="Times New Roman" w:hint="eastAsia"/>
+          <w:i/>
+          <w:iCs/>
+        </w:rPr>
+        <w:t>Đă</w:t>
+      </w:r>
+      <w:r>
+        <w:rPr>
+          <w:rFonts w:ascii="Times New Roman" w:hAnsi="Times New Roman"/>
+          <w:i/>
+          <w:iCs/>
+        </w:rPr>
+        <w:t xml:space="preserve">ng ký thay </w:t>
+      </w:r>
+      <w:r>
+        <w:rPr>
+          <w:rFonts w:ascii="Times New Roman" w:hAnsi="Times New Roman" w:hint="eastAsia"/>
+          <w:i/>
+          <w:iCs/>
+        </w:rPr>
+        <w:t>đ</w:t>
+      </w:r>
+      <w:r>
+        <w:rPr>
+          <w:rFonts w:ascii="Times New Roman" w:hAnsi="Times New Roman"/>
+          <w:i/>
+          <w:iCs/>
+        </w:rPr>
+        <w:t>ổi lần thứ: 2, ngày 12 tháng 08 n</w:t>
+      </w:r>
+      <w:r>
+        <w:rPr>
+          <w:rFonts w:ascii="Times New Roman" w:hAnsi="Times New Roman" w:hint="eastAsia"/>
+          <w:i/>
+          <w:iCs/>
+        </w:rPr>
+        <w:t>ă</w:t>
+      </w:r>
+      <w:r>
+        <w:rPr>
+          <w:rFonts w:ascii="Times New Roman" w:hAnsi="Times New Roman"/>
+          <w:i/>
+          <w:iCs/>
+        </w:rPr>
+        <w:t>m 2024</w:t>
+      </w:r>
+      <w:r>
+        <w:rPr>
+          <w:rFonts w:ascii="Times New Roman" w:hAnsi="Times New Roman"/>
+          <w:i/>
+          <w:iCs/>
+        </w:rPr>
+        <w:t xml:space="preserve"> của Sở Kế Hoạch và Đầu Tư tỉnh Bình Dương</w:t>
       </w:r>
     </w:p>
     <w:p>
@@ -338,7 +420,7 @@
         <w:rPr>
           <w:rFonts w:ascii="Times New Roman" w:hAnsi="Times New Roman"/>
         </w:rPr>
-        <w:t>HỒ LỶ KÍN</w:t>
+        <w:t>NGUYỄN XUÂN KIM</w:t>
       </w:r>
     </w:p>
     <w:p>
@@ -371,7 +453,7 @@
           <w:sz w:val="26"/>
           <w:szCs w:val="26"/>
         </w:rPr>
-        <w:t xml:space="preserve">390 Tổ 9, Ấp Tân Bảo, Xã Cẩm Mỹ, Tỉnh </w:t>
+        <w:t>Thôn Thọ Tây, Xã S</w:t>
       </w:r>
       <w:r>
         <w:rPr>
@@ -379,7 +461,7 @@
           <w:sz w:val="26"/>
           <w:szCs w:val="26"/>
         </w:rPr>
-        <w:t>Đ</w:t>
+        <w:t>ơ</w:t>
       </w:r>
       <w:r>
         <w:rPr>
@@ -387,7 +469,7 @@
           <w:sz w:val="26"/>
           <w:szCs w:val="26"/>
         </w:rPr>
-        <w:t>ồng Nai</w:t>
+        <w:t>n Tịnh, Tỉnh Quảng Ngãi</w:t>
       </w:r>
     </w:p>
     <w:p>
@@ -419,13 +501,7 @@
         <w:rPr>
           <w:rFonts w:ascii="Times New Roman" w:eastAsia="Calibri" w:hAnsi="Times New Roman"/>
         </w:rPr>
-        <w:t>075189017061</w:t>
-      </w:r>
-      <w:r>
-        <w:rPr>
-          <w:rFonts w:ascii="Times New Roman" w:eastAsia="Calibri" w:hAnsi="Times New Roman"/>
-        </w:rPr>
-        <w:t xml:space="preserve"> </w:t>
+        <w:t>051090014164</w:t>
       </w:r>
       <w:r>
         <w:rPr>
@@ -443,7 +519,7 @@
         <w:rPr>
           <w:rFonts w:ascii="Times New Roman" w:eastAsia="Calibri" w:hAnsi="Times New Roman"/>
         </w:rPr>
-        <w:t>03/03/2023</w:t>
+        <w:t>09/01/2022</w:t>
       </w:r>
       <w:r>
         <w:rPr>
@@ -491,14 +567,19 @@
       </w:r>
       <w:r>
         <w:rPr>
-          <w:rFonts w:ascii="Times New Roman" w:eastAsia="Calibri" w:hAnsi="Times New Roman"/>
-          <w:spacing w:val="-20"/>
-        </w:rPr>
-        <w:t xml:space="preserve">800.000.000 </w:t>
+          <w:rFonts w:ascii="Times New Roman" w:hAnsi="Times New Roman"/>
+        </w:rPr>
+        <w:t>1.520.000.000</w:t>
       </w:r>
       <w:r>
         <w:rPr>
           <w:rFonts w:ascii="Times New Roman" w:eastAsia="Calibri" w:hAnsi="Times New Roman" w:hint="eastAsia"/>
+        </w:rPr>
+        <w:t xml:space="preserve"> </w:t>
+      </w:r>
+      <w:r>
+        <w:rPr>
+          <w:rFonts w:ascii="Times New Roman" w:eastAsia="Calibri" w:hAnsi="Times New Roman" w:hint="eastAsia"/>
           <w:spacing w:val="-20"/>
         </w:rPr>
         <w:t>đ</w:t>
@@ -522,7 +603,7 @@
           <w:rFonts w:ascii="Times New Roman" w:eastAsia="Calibri" w:hAnsi="Times New Roman"/>
           <w:spacing w:val="-20"/>
         </w:rPr>
-        <w:t>Tám tr</w:t>
+        <w:t>Một tỷ n</w:t>
       </w:r>
       <w:r>
         <w:rPr>
@@ -536,13 +617,41 @@
           <w:rFonts w:ascii="Times New Roman" w:eastAsia="Calibri" w:hAnsi="Times New Roman"/>
           <w:spacing w:val="-20"/>
         </w:rPr>
-        <w:t xml:space="preserve">m triệu </w:t>
+        <w:t>m tr</w:t>
       </w:r>
       <w:r>
         <w:rPr>
           <w:rFonts w:ascii="Times New Roman" w:eastAsia="Calibri" w:hAnsi="Times New Roman" w:hint="eastAsia"/>
           <w:spacing w:val="-20"/>
         </w:rPr>
+        <w:t>ă</w:t>
+      </w:r>
+      <w:r>
+        <w:rPr>
+          <w:rFonts w:ascii="Times New Roman" w:eastAsia="Calibri" w:hAnsi="Times New Roman"/>
+          <w:spacing w:val="-20"/>
+        </w:rPr>
+        <w:t>m hai m</w:t>
+      </w:r>
+      <w:r>
+        <w:rPr>
+          <w:rFonts w:ascii="Times New Roman" w:eastAsia="Calibri" w:hAnsi="Times New Roman" w:hint="eastAsia"/>
+          <w:spacing w:val="-20"/>
+        </w:rPr>
+        <w:t>ươ</w:t>
+      </w:r>
+      <w:r>
+        <w:rPr>
+          <w:rFonts w:ascii="Times New Roman" w:eastAsia="Calibri" w:hAnsi="Times New Roman"/>
+          <w:spacing w:val="-20"/>
+        </w:rPr>
+        <w:t xml:space="preserve">i triệu </w:t>
+      </w:r>
+      <w:r>
+        <w:rPr>
+          <w:rFonts w:ascii="Times New Roman" w:eastAsia="Calibri" w:hAnsi="Times New Roman" w:hint="eastAsia"/>
+          <w:spacing w:val="-20"/>
+        </w:rPr>
         <w:t>đ</w:t>
       </w:r>
       <w:r>
@@ -570,25 +679,13 @@
         <w:rPr>
           <w:rFonts w:ascii="Times New Roman" w:hAnsi="Times New Roman"/>
         </w:rPr>
-        <w:t>, (Tỷ lệ vốn góp</w:t>
-      </w:r>
-      <w:r>
-        <w:rPr>
-          <w:rFonts w:ascii="Times New Roman" w:hAnsi="Times New Roman"/>
-        </w:rPr>
-        <w:t xml:space="preserve"> </w:t>
-      </w:r>
-      <w:r>
-        <w:rPr>
-          <w:rFonts w:ascii="Times New Roman" w:hAnsi="Times New Roman"/>
-        </w:rPr>
-        <w:t>21</w:t>
-      </w:r>
-      <w:r>
-        <w:rPr>
-          <w:rFonts w:ascii="Times New Roman" w:hAnsi="Times New Roman"/>
-        </w:rPr>
-        <w:t>,</w:t>
+        <w:t xml:space="preserve">, </w:t>
+      </w:r>
+      <w:r>
+        <w:rPr>
+          <w:rFonts w:ascii="Times New Roman" w:hAnsi="Times New Roman"/>
+        </w:rPr>
+        <w:t>Chiếm 4</w:t>
       </w:r>
       <w:bookmarkStart w:id="0" w:name="_GoBack"/>
       <w:bookmarkEnd w:id="0"/>
@@ -596,7 +693,7 @@
         <w:rPr>
           <w:rFonts w:ascii="Times New Roman" w:hAnsi="Times New Roman"/>
         </w:rPr>
-        <w:t>053</w:t>
+        <w:t>0</w:t>
       </w:r>
       <w:r>
         <w:rPr>
@@ -608,17 +705,72 @@
         <w:rPr>
           <w:rFonts w:ascii="Times New Roman" w:hAnsi="Times New Roman"/>
         </w:rPr>
-        <w:t>).</w:t>
+        <w:t xml:space="preserve"> vốn điều lệ của công ty là </w:t>
+      </w:r>
+      <w:r>
+        <w:rPr>
+          <w:rFonts w:ascii="Times New Roman" w:hAnsi="Times New Roman"/>
+        </w:rPr>
+        <w:t xml:space="preserve">3.800.000.000 </w:t>
+      </w:r>
+      <w:r>
+        <w:rPr>
+          <w:rFonts w:ascii="Times New Roman" w:hAnsi="Times New Roman" w:hint="eastAsia"/>
+        </w:rPr>
+        <w:t>đ</w:t>
+      </w:r>
+      <w:r>
+        <w:rPr>
+          <w:rFonts w:ascii="Times New Roman" w:hAnsi="Times New Roman"/>
+        </w:rPr>
+        <w:t>ồng</w:t>
+      </w:r>
+      <w:r>
+        <w:rPr>
+          <w:rFonts w:ascii="Times New Roman" w:hAnsi="Times New Roman"/>
+        </w:rPr>
+        <w:t>(</w:t>
+      </w:r>
+      <w:r>
+        <w:rPr>
+          <w:rFonts w:ascii="Times New Roman" w:hAnsi="Times New Roman"/>
+        </w:rPr>
+        <w:t>Ba tỷ tám tr</w:t>
+      </w:r>
+      <w:r>
+        <w:rPr>
+          <w:rFonts w:ascii="Times New Roman" w:hAnsi="Times New Roman" w:hint="eastAsia"/>
+        </w:rPr>
+        <w:t>ă</w:t>
+      </w:r>
+      <w:r>
+        <w:rPr>
+          <w:rFonts w:ascii="Times New Roman" w:hAnsi="Times New Roman"/>
+        </w:rPr>
+        <w:t xml:space="preserve">m triệu </w:t>
+      </w:r>
+      <w:r>
+        <w:rPr>
+          <w:rFonts w:ascii="Times New Roman" w:hAnsi="Times New Roman" w:hint="eastAsia"/>
+        </w:rPr>
+        <w:t>đ</w:t>
+      </w:r>
+      <w:r>
+        <w:rPr>
+          <w:rFonts w:ascii="Times New Roman" w:hAnsi="Times New Roman"/>
+        </w:rPr>
+        <w:t>ồng</w:t>
+      </w:r>
+      <w:r>
+        <w:rPr>
+          <w:rFonts w:ascii="Times New Roman" w:hAnsi="Times New Roman"/>
+        </w:rPr>
+        <w:t>)</w:t>
       </w:r>
     </w:p>
     <w:p>
       <w:pPr>
-        <w:tabs>
-          <w:tab w:val="left" w:leader="dot" w:pos="4320"/>
-          <w:tab w:val="left" w:leader="dot" w:pos="6480"/>
-          <w:tab w:val="left" w:leader="dot" w:pos="9120"/>
-        </w:tabs>
-        <w:spacing w:beforeLines="50" w:before="120" w:afterLines="50" w:after="120" w:line="312" w:lineRule="auto"/>
+        <w:snapToGrid w:val="0"/>
         <w:rPr>
           <w:rFonts w:ascii="Times New Roman" w:hAnsi="Times New Roman"/>
         </w:rPr>
@@ -644,18 +796,26 @@
         <w:rPr>
           <w:rFonts w:ascii="Times New Roman" w:hAnsi="Times New Roman"/>
         </w:rPr>
-        <w:t xml:space="preserve">+ Tiền mặt: </w:t>
-      </w:r>
-      <w:r>
-        <w:rPr>
-          <w:rFonts w:ascii="Times New Roman" w:eastAsia="Calibri" w:hAnsi="Times New Roman"/>
-          <w:spacing w:val="-20"/>
-        </w:rPr>
-        <w:t xml:space="preserve">800.000.000 </w:t>
+        <w:t>+ Tiền mặt</w:t>
+      </w:r>
+      <w:r>
+        <w:t xml:space="preserve"> </w:t>
+      </w:r>
+      <w:r>
+        <w:rPr>
+          <w:rFonts w:ascii="Times New Roman" w:hAnsi="Times New Roman"/>
+        </w:rPr>
+        <w:t>1.520.000.000</w:t>
       </w:r>
       <w:r>
         <w:rPr>
           <w:rFonts w:ascii="Times New Roman" w:eastAsia="Calibri" w:hAnsi="Times New Roman" w:hint="eastAsia"/>
+        </w:rPr>
+        <w:t xml:space="preserve"> </w:t>
+      </w:r>
+      <w:r>
+        <w:rPr>
+          <w:rFonts w:ascii="Times New Roman" w:eastAsia="Calibri" w:hAnsi="Times New Roman" w:hint="eastAsia"/>
           <w:spacing w:val="-20"/>
         </w:rPr>
         <w:t>đ</w:t>
@@ -665,7 +825,21 @@
           <w:rFonts w:ascii="Times New Roman" w:eastAsia="Calibri" w:hAnsi="Times New Roman"/>
           <w:spacing w:val="-20"/>
         </w:rPr>
-        <w:t>ồng(Tám tr</w:t>
+        <w:t>ồng(</w:t>
+      </w:r>
+      <w:r>
+        <w:rPr>
+          <w:rFonts w:ascii="Times New Roman" w:eastAsia="Calibri" w:hAnsi="Times New Roman"/>
+          <w:spacing w:val="-20"/>
+        </w:rPr>
+        <w:t xml:space="preserve"> </w:t>
+      </w:r>
+      <w:r>
+        <w:rPr>
+          <w:rFonts w:ascii="Times New Roman" w:eastAsia="Calibri" w:hAnsi="Times New Roman"/>
+          <w:spacing w:val="-20"/>
+        </w:rPr>
+        <w:t>Một tỷ n</w:t>
       </w:r>
       <w:r>
         <w:rPr>
@@ -679,13 +853,41 @@
           <w:rFonts w:ascii="Times New Roman" w:eastAsia="Calibri" w:hAnsi="Times New Roman"/>
           <w:spacing w:val="-20"/>
         </w:rPr>
-        <w:t xml:space="preserve">m triệu </w:t>
+        <w:t>m tr</w:t>
       </w:r>
       <w:r>
         <w:rPr>
           <w:rFonts w:ascii="Times New Roman" w:eastAsia="Calibri" w:hAnsi="Times New Roman" w:hint="eastAsia"/>
           <w:spacing w:val="-20"/>
         </w:rPr>
+        <w:t>ă</w:t>
+      </w:r>
+      <w:r>
+        <w:rPr>
+          <w:rFonts w:ascii="Times New Roman" w:eastAsia="Calibri" w:hAnsi="Times New Roman"/>
+          <w:spacing w:val="-20"/>
+        </w:rPr>
+        <w:t>m hai m</w:t>
+      </w:r>
+      <w:r>
+        <w:rPr>
+          <w:rFonts w:ascii="Times New Roman" w:eastAsia="Calibri" w:hAnsi="Times New Roman" w:hint="eastAsia"/>
+          <w:spacing w:val="-20"/>
+        </w:rPr>
+        <w:t>ươ</w:t>
+      </w:r>
+      <w:r>
+        <w:rPr>
+          <w:rFonts w:ascii="Times New Roman" w:eastAsia="Calibri" w:hAnsi="Times New Roman"/>
+          <w:spacing w:val="-20"/>
+        </w:rPr>
+        <w:t xml:space="preserve">i triệu </w:t>
+      </w:r>
+      <w:r>
+        <w:rPr>
+          <w:rFonts w:ascii="Times New Roman" w:eastAsia="Calibri" w:hAnsi="Times New Roman" w:hint="eastAsia"/>
+          <w:spacing w:val="-20"/>
+        </w:rPr>
         <w:t>đ</w:t>
       </w:r>
       <w:r>
@@ -693,7 +895,21 @@
           <w:rFonts w:ascii="Times New Roman" w:eastAsia="Calibri" w:hAnsi="Times New Roman"/>
           <w:spacing w:val="-20"/>
         </w:rPr>
-        <w:t>ồng)</w:t>
+        <w:t>ồng</w:t>
+      </w:r>
+      <w:r>
+        <w:rPr>
+          <w:rFonts w:ascii="Times New Roman" w:eastAsia="Calibri" w:hAnsi="Times New Roman"/>
+          <w:spacing w:val="-20"/>
+        </w:rPr>
+        <w:t xml:space="preserve"> </w:t>
+      </w:r>
+      <w:r>
+        <w:rPr>
+          <w:rFonts w:ascii="Times New Roman" w:eastAsia="Calibri" w:hAnsi="Times New Roman"/>
+          <w:spacing w:val="-20"/>
+        </w:rPr>
+        <w:t>)</w:t>
       </w:r>
     </w:p>
     <w:p>
@@ -710,29 +926,6 @@
         <w:rPr>
           <w:rFonts w:ascii="Times New Roman" w:hAnsi="Times New Roman"/>
         </w:rPr>
-        <w:t xml:space="preserve">+ Tài sản: </w:t>
-      </w:r>
-      <w:r>
-        <w:rPr>
-          <w:rFonts w:ascii="Times New Roman" w:hAnsi="Times New Roman"/>
-        </w:rPr>
-        <w:tab/>
-      </w:r>
-    </w:p>
-    <w:p>
-      <w:pPr>
-        <w:tabs>
-          <w:tab w:val="left" w:leader="dot" w:pos="9120"/>
-        </w:tabs>
-        <w:spacing w:beforeLines="50" w:before="120" w:afterLines="50" w:after="120" w:line="312" w:lineRule="auto"/>
-        <w:rPr>
-          <w:rFonts w:ascii="Times New Roman" w:hAnsi="Times New Roman"/>
-        </w:rPr>
-      </w:pPr>
-      <w:r>
-        <w:rPr>
-          <w:rFonts w:ascii="Times New Roman" w:hAnsi="Times New Roman"/>
-        </w:rPr>
         <w:t>Thời điểm góp vốn:</w:t>
       </w:r>
       <w:r>
@@ -747,7 +940,35 @@
           <w:rFonts w:ascii="Times New Roman" w:eastAsia="Calibri" w:hAnsi="Times New Roman"/>
           <w:spacing w:val="-20"/>
         </w:rPr>
-        <w:t>07/11/2025</w:t>
+        <w:t>23</w:t>
+      </w:r>
+      <w:r>
+        <w:rPr>
+          <w:rFonts w:ascii="Times New Roman" w:eastAsia="Calibri" w:hAnsi="Times New Roman"/>
+          <w:spacing w:val="-20"/>
+        </w:rPr>
+        <w:t>/</w:t>
+      </w:r>
+      <w:r>
+        <w:rPr>
+          <w:rFonts w:ascii="Times New Roman" w:eastAsia="Calibri" w:hAnsi="Times New Roman"/>
+          <w:spacing w:val="-20"/>
+        </w:rPr>
+        <w:t>3</w:t>
+      </w:r>
+      <w:r>
+        <w:rPr>
+          <w:rFonts w:ascii="Times New Roman" w:eastAsia="Calibri" w:hAnsi="Times New Roman"/>
+          <w:spacing w:val="-20"/>
+        </w:rPr>
+        <w:t>/202</w:t>
+      </w:r>
+      <w:r>
+        <w:rPr>
+          <w:rFonts w:ascii="Times New Roman" w:eastAsia="Calibri" w:hAnsi="Times New Roman"/>
+          <w:spacing w:val="-20"/>
+        </w:rPr>
+        <w:t>6</w:t>
       </w:r>
     </w:p>
     <w:p>
@@ -815,7 +1036,7 @@
               <w:rPr>
                 <w:rFonts w:ascii="Times New Roman" w:eastAsia="Calibri" w:hAnsi="Times New Roman"/>
               </w:rPr>
-              <w:t>7</w:t>
+              <w:t>23</w:t>
             </w:r>
             <w:r>
               <w:rPr>
@@ -827,19 +1048,19 @@
               <w:rPr>
                 <w:rFonts w:ascii="Times New Roman" w:eastAsia="Calibri" w:hAnsi="Times New Roman"/>
               </w:rPr>
-              <w:t>1</w:t>
+              <w:t>3</w:t>
             </w:r>
             <w:r>
               <w:rPr>
                 <w:rFonts w:ascii="Times New Roman" w:eastAsia="Calibri" w:hAnsi="Times New Roman"/>
               </w:rPr>
-              <w:t>1</w:t>
+              <w:t xml:space="preserve"> năm 202</w:t>
             </w:r>
             <w:r>
               <w:rPr>
                 <w:rFonts w:ascii="Times New Roman" w:eastAsia="Calibri" w:hAnsi="Times New Roman"/>
               </w:rPr>
-              <w:t xml:space="preserve"> năm 2025</w:t>
+              <w:t>6</w:t>
             </w:r>
           </w:p>
           <w:p>
@@ -971,7 +1192,7 @@
               <w:rPr>
                 <w:rFonts w:ascii="Times New Roman" w:hAnsi="Times New Roman"/>
               </w:rPr>
-              <w:t>VÒNG A HÁ</w:t>
+              <w:t>HÀ THỊ NGỌC TRINH</w:t>
             </w:r>
           </w:p>
         </w:tc>
